--- a/documentação/Requisitos/UC30 -AREA DE TRABALHO - ROOT.docx
+++ b/documentação/Requisitos/UC30 -AREA DE TRABALHO - ROOT.docx
@@ -1019,7 +1019,7 @@
             </w:rPr>
             <w:fldChar w:fldCharType="separate"/>
           </w:r>
-          <w:hyperlink w:anchor="_Toc201324611" w:history="1">
+          <w:hyperlink w:anchor="_Toc204852771" w:history="1">
             <w:r>
               <w:rPr>
                 <w:rStyle w:val="Hyperlink"/>
@@ -1035,7 +1035,7 @@
                 <w:noProof/>
                 <w:shd w:val="clear" w:color="auto" w:fill="FFFFFF"/>
               </w:rPr>
-              <w:t>Área de Trabalho do Especialista</w:t>
+              <w:t>Área de Trabalho do ROOT</w:t>
             </w:r>
             <w:r>
               <w:rPr>
@@ -1056,159 +1056,7 @@
                 <w:noProof/>
                 <w:webHidden/>
               </w:rPr>
-              <w:instrText xml:space="preserve"> PAGEREF _Toc201324611 \h </w:instrText>
-            </w:r>
-            <w:r>
-              <w:rPr>
-                <w:noProof/>
-                <w:webHidden/>
-              </w:rPr>
-            </w:r>
-            <w:r>
-              <w:rPr>
-                <w:noProof/>
-                <w:webHidden/>
-              </w:rPr>
-              <w:fldChar w:fldCharType="separate"/>
-            </w:r>
-            <w:r>
-              <w:rPr>
-                <w:noProof/>
-                <w:webHidden/>
-              </w:rPr>
-              <w:t>1</w:t>
-            </w:r>
-            <w:r>
-              <w:rPr>
-                <w:noProof/>
-                <w:webHidden/>
-              </w:rPr>
-              <w:fldChar w:fldCharType="end"/>
-            </w:r>
-          </w:hyperlink>
-        </w:p>
-        <w:p>
-          <w:pPr>
-            <w:pStyle w:val="Sumrio2"/>
-            <w:tabs>
-              <w:tab w:val="right" w:leader="dot" w:pos="8494"/>
-            </w:tabs>
-            <w:rPr>
-              <w:rFonts w:eastAsiaTheme="minorEastAsia"/>
-              <w:b w:val="0"/>
-              <w:bCs w:val="0"/>
-              <w:smallCaps w:val="0"/>
-              <w:noProof/>
-              <w:sz w:val="24"/>
-              <w:szCs w:val="24"/>
-              <w:lang w:eastAsia="pt-BR"/>
-            </w:rPr>
-          </w:pPr>
-          <w:hyperlink w:anchor="_Toc201324612" w:history="1">
-            <w:r>
-              <w:rPr>
-                <w:rStyle w:val="Hyperlink"/>
-                <w:rFonts w:ascii="Segoe UI" w:hAnsi="Segoe UI" w:cs="Segoe UI"/>
-                <w:noProof/>
-              </w:rPr>
-              <w:t>1. Nome do Caso de Uso</w:t>
-            </w:r>
-            <w:r>
-              <w:rPr>
-                <w:noProof/>
-                <w:webHidden/>
-              </w:rPr>
-              <w:tab/>
-            </w:r>
-            <w:r>
-              <w:rPr>
-                <w:noProof/>
-                <w:webHidden/>
-              </w:rPr>
-              <w:fldChar w:fldCharType="begin"/>
-            </w:r>
-            <w:r>
-              <w:rPr>
-                <w:noProof/>
-                <w:webHidden/>
-              </w:rPr>
-              <w:instrText xml:space="preserve"> PAGEREF _Toc201324612 \h </w:instrText>
-            </w:r>
-            <w:r>
-              <w:rPr>
-                <w:noProof/>
-                <w:webHidden/>
-              </w:rPr>
-            </w:r>
-            <w:r>
-              <w:rPr>
-                <w:noProof/>
-                <w:webHidden/>
-              </w:rPr>
-              <w:fldChar w:fldCharType="separate"/>
-            </w:r>
-            <w:r>
-              <w:rPr>
-                <w:noProof/>
-                <w:webHidden/>
-              </w:rPr>
-              <w:t>1</w:t>
-            </w:r>
-            <w:r>
-              <w:rPr>
-                <w:noProof/>
-                <w:webHidden/>
-              </w:rPr>
-              <w:fldChar w:fldCharType="end"/>
-            </w:r>
-          </w:hyperlink>
-        </w:p>
-        <w:p>
-          <w:pPr>
-            <w:pStyle w:val="Sumrio2"/>
-            <w:tabs>
-              <w:tab w:val="right" w:leader="dot" w:pos="8494"/>
-            </w:tabs>
-            <w:rPr>
-              <w:rFonts w:eastAsiaTheme="minorEastAsia"/>
-              <w:b w:val="0"/>
-              <w:bCs w:val="0"/>
-              <w:smallCaps w:val="0"/>
-              <w:noProof/>
-              <w:sz w:val="24"/>
-              <w:szCs w:val="24"/>
-              <w:lang w:eastAsia="pt-BR"/>
-            </w:rPr>
-          </w:pPr>
-          <w:hyperlink w:anchor="_Toc201324613" w:history="1">
-            <w:r>
-              <w:rPr>
-                <w:rStyle w:val="Hyperlink"/>
-                <w:rFonts w:ascii="Segoe UI" w:hAnsi="Segoe UI" w:cs="Segoe UI"/>
-                <w:noProof/>
-              </w:rPr>
-              <w:t>2. Atores Envolvidos</w:t>
-            </w:r>
-            <w:r>
-              <w:rPr>
-                <w:noProof/>
-                <w:webHidden/>
-              </w:rPr>
-              <w:tab/>
-            </w:r>
-            <w:r>
-              <w:rPr>
-                <w:noProof/>
-                <w:webHidden/>
-              </w:rPr>
-              <w:fldChar w:fldCharType="begin"/>
-            </w:r>
-            <w:r>
-              <w:rPr>
-                <w:noProof/>
-                <w:webHidden/>
-              </w:rPr>
-              <w:instrText xml:space="preserve"> PAGEREF _Toc201324613 \h </w:instrText>
+              <w:instrText xml:space="preserve"> PAGEREF _Toc204852771 \h </w:instrText>
             </w:r>
             <w:r>
               <w:rPr>
@@ -1256,14 +1104,14 @@
               <w:lang w:eastAsia="pt-BR"/>
             </w:rPr>
           </w:pPr>
-          <w:hyperlink w:anchor="_Toc201324614" w:history="1">
+          <w:hyperlink w:anchor="_Toc204852772" w:history="1">
             <w:r>
               <w:rPr>
                 <w:rStyle w:val="Hyperlink"/>
                 <w:rFonts w:ascii="Segoe UI" w:hAnsi="Segoe UI" w:cs="Segoe UI"/>
                 <w:noProof/>
               </w:rPr>
-              <w:t>3. Pré-condições</w:t>
+              <w:t>1. Nome do Caso de Uso</w:t>
             </w:r>
             <w:r>
               <w:rPr>
@@ -1284,7 +1132,7 @@
                 <w:noProof/>
                 <w:webHidden/>
               </w:rPr>
-              <w:instrText xml:space="preserve"> PAGEREF _Toc201324614 \h </w:instrText>
+              <w:instrText xml:space="preserve"> PAGEREF _Toc204852772 \h </w:instrText>
             </w:r>
             <w:r>
               <w:rPr>
@@ -1332,14 +1180,14 @@
               <w:lang w:eastAsia="pt-BR"/>
             </w:rPr>
           </w:pPr>
-          <w:hyperlink w:anchor="_Toc201324615" w:history="1">
+          <w:hyperlink w:anchor="_Toc204852773" w:history="1">
             <w:r>
               <w:rPr>
                 <w:rStyle w:val="Hyperlink"/>
                 <w:rFonts w:ascii="Segoe UI" w:hAnsi="Segoe UI" w:cs="Segoe UI"/>
                 <w:noProof/>
               </w:rPr>
-              <w:t>4. Fluxo Principal</w:t>
+              <w:t>2. Atores Envolvidos</w:t>
             </w:r>
             <w:r>
               <w:rPr>
@@ -1360,7 +1208,7 @@
                 <w:noProof/>
                 <w:webHidden/>
               </w:rPr>
-              <w:instrText xml:space="preserve"> PAGEREF _Toc201324615 \h </w:instrText>
+              <w:instrText xml:space="preserve"> PAGEREF _Toc204852773 \h </w:instrText>
             </w:r>
             <w:r>
               <w:rPr>
@@ -1408,7 +1256,159 @@
               <w:lang w:eastAsia="pt-BR"/>
             </w:rPr>
           </w:pPr>
-          <w:hyperlink w:anchor="_Toc201324616" w:history="1">
+          <w:hyperlink w:anchor="_Toc204852774" w:history="1">
+            <w:r>
+              <w:rPr>
+                <w:rStyle w:val="Hyperlink"/>
+                <w:rFonts w:ascii="Segoe UI" w:hAnsi="Segoe UI" w:cs="Segoe UI"/>
+                <w:noProof/>
+              </w:rPr>
+              <w:t>3. Pré-condições</w:t>
+            </w:r>
+            <w:r>
+              <w:rPr>
+                <w:noProof/>
+                <w:webHidden/>
+              </w:rPr>
+              <w:tab/>
+            </w:r>
+            <w:r>
+              <w:rPr>
+                <w:noProof/>
+                <w:webHidden/>
+              </w:rPr>
+              <w:fldChar w:fldCharType="begin"/>
+            </w:r>
+            <w:r>
+              <w:rPr>
+                <w:noProof/>
+                <w:webHidden/>
+              </w:rPr>
+              <w:instrText xml:space="preserve"> PAGEREF _Toc204852774 \h </w:instrText>
+            </w:r>
+            <w:r>
+              <w:rPr>
+                <w:noProof/>
+                <w:webHidden/>
+              </w:rPr>
+            </w:r>
+            <w:r>
+              <w:rPr>
+                <w:noProof/>
+                <w:webHidden/>
+              </w:rPr>
+              <w:fldChar w:fldCharType="separate"/>
+            </w:r>
+            <w:r>
+              <w:rPr>
+                <w:noProof/>
+                <w:webHidden/>
+              </w:rPr>
+              <w:t>2</w:t>
+            </w:r>
+            <w:r>
+              <w:rPr>
+                <w:noProof/>
+                <w:webHidden/>
+              </w:rPr>
+              <w:fldChar w:fldCharType="end"/>
+            </w:r>
+          </w:hyperlink>
+        </w:p>
+        <w:p>
+          <w:pPr>
+            <w:pStyle w:val="Sumrio2"/>
+            <w:tabs>
+              <w:tab w:val="right" w:leader="dot" w:pos="8494"/>
+            </w:tabs>
+            <w:rPr>
+              <w:rFonts w:eastAsiaTheme="minorEastAsia"/>
+              <w:b w:val="0"/>
+              <w:bCs w:val="0"/>
+              <w:smallCaps w:val="0"/>
+              <w:noProof/>
+              <w:sz w:val="24"/>
+              <w:szCs w:val="24"/>
+              <w:lang w:eastAsia="pt-BR"/>
+            </w:rPr>
+          </w:pPr>
+          <w:hyperlink w:anchor="_Toc204852775" w:history="1">
+            <w:r>
+              <w:rPr>
+                <w:rStyle w:val="Hyperlink"/>
+                <w:rFonts w:ascii="Segoe UI" w:hAnsi="Segoe UI" w:cs="Segoe UI"/>
+                <w:noProof/>
+              </w:rPr>
+              <w:t>4. Fluxo Principal</w:t>
+            </w:r>
+            <w:r>
+              <w:rPr>
+                <w:noProof/>
+                <w:webHidden/>
+              </w:rPr>
+              <w:tab/>
+            </w:r>
+            <w:r>
+              <w:rPr>
+                <w:noProof/>
+                <w:webHidden/>
+              </w:rPr>
+              <w:fldChar w:fldCharType="begin"/>
+            </w:r>
+            <w:r>
+              <w:rPr>
+                <w:noProof/>
+                <w:webHidden/>
+              </w:rPr>
+              <w:instrText xml:space="preserve"> PAGEREF _Toc204852775 \h </w:instrText>
+            </w:r>
+            <w:r>
+              <w:rPr>
+                <w:noProof/>
+                <w:webHidden/>
+              </w:rPr>
+            </w:r>
+            <w:r>
+              <w:rPr>
+                <w:noProof/>
+                <w:webHidden/>
+              </w:rPr>
+              <w:fldChar w:fldCharType="separate"/>
+            </w:r>
+            <w:r>
+              <w:rPr>
+                <w:noProof/>
+                <w:webHidden/>
+              </w:rPr>
+              <w:t>2</w:t>
+            </w:r>
+            <w:r>
+              <w:rPr>
+                <w:noProof/>
+                <w:webHidden/>
+              </w:rPr>
+              <w:fldChar w:fldCharType="end"/>
+            </w:r>
+          </w:hyperlink>
+        </w:p>
+        <w:p>
+          <w:pPr>
+            <w:pStyle w:val="Sumrio2"/>
+            <w:tabs>
+              <w:tab w:val="right" w:leader="dot" w:pos="8494"/>
+            </w:tabs>
+            <w:rPr>
+              <w:rFonts w:eastAsiaTheme="minorEastAsia"/>
+              <w:b w:val="0"/>
+              <w:bCs w:val="0"/>
+              <w:smallCaps w:val="0"/>
+              <w:noProof/>
+              <w:sz w:val="24"/>
+              <w:szCs w:val="24"/>
+              <w:lang w:eastAsia="pt-BR"/>
+            </w:rPr>
+          </w:pPr>
+          <w:hyperlink w:anchor="_Toc204852776" w:history="1">
             <w:r>
               <w:rPr>
                 <w:rStyle w:val="Hyperlink"/>
@@ -1436,7 +1436,7 @@
                 <w:noProof/>
                 <w:webHidden/>
               </w:rPr>
-              <w:instrText xml:space="preserve"> PAGEREF _Toc201324616 \h </w:instrText>
+              <w:instrText xml:space="preserve"> PAGEREF _Toc204852776 \h </w:instrText>
             </w:r>
             <w:r>
               <w:rPr>
@@ -1456,7 +1456,7 @@
                 <w:noProof/>
                 <w:webHidden/>
               </w:rPr>
-              <w:t>3</w:t>
+              <w:t>4</w:t>
             </w:r>
             <w:r>
               <w:rPr>
@@ -1484,14 +1484,14 @@
               <w:lang w:eastAsia="pt-BR"/>
             </w:rPr>
           </w:pPr>
-          <w:hyperlink w:anchor="_Toc201324617" w:history="1">
+          <w:hyperlink w:anchor="_Toc204852777" w:history="1">
             <w:r>
               <w:rPr>
                 <w:rStyle w:val="Hyperlink"/>
                 <w:rFonts w:ascii="Segoe UI" w:hAnsi="Segoe UI" w:cs="Segoe UI"/>
                 <w:noProof/>
               </w:rPr>
-              <w:t>6. Pós-condições</w:t>
+              <w:t>6. Regras de Negócio</w:t>
             </w:r>
             <w:r>
               <w:rPr>
@@ -1512,83 +1512,7 @@
                 <w:noProof/>
                 <w:webHidden/>
               </w:rPr>
-              <w:instrText xml:space="preserve"> PAGEREF _Toc201324617 \h </w:instrText>
-            </w:r>
-            <w:r>
-              <w:rPr>
-                <w:noProof/>
-                <w:webHidden/>
-              </w:rPr>
-            </w:r>
-            <w:r>
-              <w:rPr>
-                <w:noProof/>
-                <w:webHidden/>
-              </w:rPr>
-              <w:fldChar w:fldCharType="separate"/>
-            </w:r>
-            <w:r>
-              <w:rPr>
-                <w:noProof/>
-                <w:webHidden/>
-              </w:rPr>
-              <w:t>3</w:t>
-            </w:r>
-            <w:r>
-              <w:rPr>
-                <w:noProof/>
-                <w:webHidden/>
-              </w:rPr>
-              <w:fldChar w:fldCharType="end"/>
-            </w:r>
-          </w:hyperlink>
-        </w:p>
-        <w:p>
-          <w:pPr>
-            <w:pStyle w:val="Sumrio2"/>
-            <w:tabs>
-              <w:tab w:val="right" w:leader="dot" w:pos="8494"/>
-            </w:tabs>
-            <w:rPr>
-              <w:rFonts w:eastAsiaTheme="minorEastAsia"/>
-              <w:b w:val="0"/>
-              <w:bCs w:val="0"/>
-              <w:smallCaps w:val="0"/>
-              <w:noProof/>
-              <w:sz w:val="24"/>
-              <w:szCs w:val="24"/>
-              <w:lang w:eastAsia="pt-BR"/>
-            </w:rPr>
-          </w:pPr>
-          <w:hyperlink w:anchor="_Toc201324618" w:history="1">
-            <w:r>
-              <w:rPr>
-                <w:rStyle w:val="Hyperlink"/>
-                <w:rFonts w:ascii="Segoe UI" w:hAnsi="Segoe UI" w:cs="Segoe UI"/>
-                <w:noProof/>
-              </w:rPr>
-              <w:t>7. Regras de Negócio</w:t>
-            </w:r>
-            <w:r>
-              <w:rPr>
-                <w:noProof/>
-                <w:webHidden/>
-              </w:rPr>
-              <w:tab/>
-            </w:r>
-            <w:r>
-              <w:rPr>
-                <w:noProof/>
-                <w:webHidden/>
-              </w:rPr>
-              <w:fldChar w:fldCharType="begin"/>
-            </w:r>
-            <w:r>
-              <w:rPr>
-                <w:noProof/>
-                <w:webHidden/>
-              </w:rPr>
-              <w:instrText xml:space="preserve"> PAGEREF _Toc201324618 \h </w:instrText>
+              <w:instrText xml:space="preserve"> PAGEREF _Toc204852777 \h </w:instrText>
             </w:r>
             <w:r>
               <w:rPr>
@@ -1738,9 +1662,6 @@
     </w:p>
     <w:p>
       <w:pPr>
-        <w:shd w:val="clear" w:color="auto" w:fill="FFFFFF"/>
-        <w:spacing w:after="206" w:line="240" w:lineRule="auto"/>
-        <w:outlineLvl w:val="0"/>
         <w:rPr>
           <w:rFonts w:ascii="Segoe UI" w:eastAsia="Times New Roman" w:hAnsi="Segoe UI" w:cs="Segoe UI"/>
           <w:b/>
@@ -1756,6 +1677,54 @@
     </w:p>
     <w:p>
       <w:pPr>
+        <w:rPr>
+          <w:rFonts w:ascii="Segoe UI" w:eastAsia="Times New Roman" w:hAnsi="Segoe UI" w:cs="Segoe UI"/>
+          <w:b/>
+          <w:bCs/>
+          <w:color w:val="404040"/>
+          <w:kern w:val="36"/>
+          <w:sz w:val="41"/>
+          <w:szCs w:val="41"/>
+          <w:lang w:eastAsia="pt-BR"/>
+          <w14:ligatures w14:val="none"/>
+        </w:rPr>
+      </w:pPr>
+    </w:p>
+    <w:p>
+      <w:pPr>
+        <w:rPr>
+          <w:rFonts w:ascii="Segoe UI" w:eastAsia="Times New Roman" w:hAnsi="Segoe UI" w:cs="Segoe UI"/>
+          <w:b/>
+          <w:bCs/>
+          <w:color w:val="404040"/>
+          <w:kern w:val="36"/>
+          <w:sz w:val="41"/>
+          <w:szCs w:val="41"/>
+          <w:lang w:eastAsia="pt-BR"/>
+          <w14:ligatures w14:val="none"/>
+        </w:rPr>
+      </w:pPr>
+    </w:p>
+    <w:p>
+      <w:pPr>
+        <w:shd w:val="clear" w:color="auto" w:fill="FFFFFF"/>
+        <w:spacing w:after="206" w:line="240" w:lineRule="auto"/>
+        <w:outlineLvl w:val="0"/>
+        <w:rPr>
+          <w:rFonts w:ascii="Segoe UI" w:eastAsia="Times New Roman" w:hAnsi="Segoe UI" w:cs="Segoe UI"/>
+          <w:b/>
+          <w:bCs/>
+          <w:color w:val="404040"/>
+          <w:kern w:val="36"/>
+          <w:sz w:val="41"/>
+          <w:szCs w:val="41"/>
+          <w:lang w:eastAsia="pt-BR"/>
+          <w14:ligatures w14:val="none"/>
+        </w:rPr>
+      </w:pPr>
+    </w:p>
+    <w:p>
+      <w:pPr>
         <w:pStyle w:val="Ttulo1"/>
         <w:shd w:val="clear" w:color="auto" w:fill="FFFFFF"/>
         <w:spacing w:before="0" w:after="206"/>
@@ -1766,7 +1735,7 @@
           <w:szCs w:val="41"/>
         </w:rPr>
       </w:pPr>
-      <w:bookmarkStart w:id="0" w:name="_Toc201324611"/>
+      <w:bookmarkStart w:id="0" w:name="_Toc204852771"/>
       <w:r>
         <w:rPr>
           <w:rStyle w:val="Forte"/>
@@ -1775,6 +1744,7 @@
           <w:sz w:val="41"/>
           <w:szCs w:val="41"/>
         </w:rPr>
+        <w:lastRenderedPageBreak/>
         <w:t xml:space="preserve">Caso de Uso: </w:t>
       </w:r>
       <w:r>
@@ -1785,15 +1755,15 @@
         </w:rPr>
         <w:t xml:space="preserve">Área de Trabalho do </w:t>
       </w:r>
+      <w:r>
+        <w:rPr>
+          <w:rFonts w:ascii="Segoe UI" w:hAnsi="Segoe UI" w:cs="Segoe UI"/>
+          <w:color w:val="404040"/>
+          <w:shd w:val="clear" w:color="auto" w:fill="FFFFFF"/>
+        </w:rPr>
+        <w:t>ROOT</w:t>
+      </w:r>
       <w:bookmarkEnd w:id="0"/>
-      <w:r>
-        <w:rPr>
-          <w:rFonts w:ascii="Segoe UI" w:hAnsi="Segoe UI" w:cs="Segoe UI"/>
-          <w:color w:val="404040"/>
-          <w:shd w:val="clear" w:color="auto" w:fill="FFFFFF"/>
-        </w:rPr>
-        <w:t>ROOT</w:t>
-      </w:r>
     </w:p>
     <w:p>
       <w:pPr>
@@ -1809,7 +1779,7 @@
           <w:szCs w:val="34"/>
         </w:rPr>
       </w:pPr>
-      <w:bookmarkStart w:id="1" w:name="_Toc201324612"/>
+      <w:bookmarkStart w:id="1" w:name="_Toc204852772"/>
       <w:r>
         <w:rPr>
           <w:rStyle w:val="Forte"/>
@@ -1869,7 +1839,7 @@
           <w:szCs w:val="34"/>
         </w:rPr>
       </w:pPr>
-      <w:bookmarkStart w:id="2" w:name="_Toc201324613"/>
+      <w:bookmarkStart w:id="2" w:name="_Toc204852773"/>
       <w:r>
         <w:rPr>
           <w:rStyle w:val="Forte"/>
@@ -1880,7 +1850,6 @@
           <w:sz w:val="34"/>
           <w:szCs w:val="34"/>
         </w:rPr>
-        <w:lastRenderedPageBreak/>
         <w:t>2. Atores Envolvidos</w:t>
       </w:r>
       <w:bookmarkEnd w:id="2"/>
@@ -1964,7 +1933,7 @@
           <w:szCs w:val="34"/>
         </w:rPr>
       </w:pPr>
-      <w:bookmarkStart w:id="3" w:name="_Toc201324614"/>
+      <w:bookmarkStart w:id="3" w:name="_Toc204852774"/>
       <w:r>
         <w:rPr>
           <w:rStyle w:val="Forte"/>
@@ -2112,7 +2081,7 @@
           <w:szCs w:val="34"/>
         </w:rPr>
       </w:pPr>
-      <w:bookmarkStart w:id="4" w:name="_Toc201324615"/>
+      <w:bookmarkStart w:id="4" w:name="_Toc204852775"/>
       <w:r>
         <w:rPr>
           <w:rStyle w:val="Forte"/>
@@ -2328,40 +2297,24 @@
           <w:rFonts w:ascii="Segoe UI" w:eastAsiaTheme="majorEastAsia" w:hAnsi="Segoe UI" w:cs="Segoe UI"/>
           <w:color w:val="404040"/>
         </w:rPr>
-        <w:t>Total de pacientes</w:t>
-      </w:r>
+        <w:t xml:space="preserve">Total de pacientes nos </w:t>
+      </w:r>
+      <w:proofErr w:type="gramStart"/>
       <w:r>
         <w:rPr>
           <w:rStyle w:val="Forte"/>
           <w:rFonts w:ascii="Segoe UI" w:eastAsiaTheme="majorEastAsia" w:hAnsi="Segoe UI" w:cs="Segoe UI"/>
           <w:color w:val="404040"/>
         </w:rPr>
-        <w:t xml:space="preserve"> </w:t>
-      </w:r>
+        <w:t>últimos  12</w:t>
+      </w:r>
+      <w:proofErr w:type="gramEnd"/>
       <w:r>
         <w:rPr>
           <w:rStyle w:val="Forte"/>
           <w:rFonts w:ascii="Segoe UI" w:eastAsiaTheme="majorEastAsia" w:hAnsi="Segoe UI" w:cs="Segoe UI"/>
           <w:color w:val="404040"/>
         </w:rPr>
-        <w:t xml:space="preserve">nos </w:t>
-      </w:r>
-      <w:proofErr w:type="gramStart"/>
-      <w:r>
-        <w:rPr>
-          <w:rStyle w:val="Forte"/>
-          <w:rFonts w:ascii="Segoe UI" w:eastAsiaTheme="majorEastAsia" w:hAnsi="Segoe UI" w:cs="Segoe UI"/>
-          <w:color w:val="404040"/>
-        </w:rPr>
-        <w:t>últimos  12</w:t>
-      </w:r>
-      <w:proofErr w:type="gramEnd"/>
-      <w:r>
-        <w:rPr>
-          <w:rStyle w:val="Forte"/>
-          <w:rFonts w:ascii="Segoe UI" w:eastAsiaTheme="majorEastAsia" w:hAnsi="Segoe UI" w:cs="Segoe UI"/>
-          <w:color w:val="404040"/>
-        </w:rPr>
         <w:t xml:space="preserve"> meses</w:t>
       </w:r>
       <w:r>
@@ -2369,21 +2322,7 @@
           <w:rFonts w:ascii="Segoe UI" w:hAnsi="Segoe UI" w:cs="Segoe UI"/>
           <w:color w:val="404040"/>
         </w:rPr>
-        <w:t xml:space="preserve">, a opção de ver o número de </w:t>
-      </w:r>
-      <w:r>
-        <w:rPr>
-          <w:rFonts w:ascii="Segoe UI" w:hAnsi="Segoe UI" w:cs="Segoe UI"/>
-          <w:color w:val="404040"/>
-        </w:rPr>
-        <w:t>especialistas e o número de clínicas</w:t>
-      </w:r>
-      <w:r>
-        <w:rPr>
-          <w:rFonts w:ascii="Segoe UI" w:hAnsi="Segoe UI" w:cs="Segoe UI"/>
-          <w:color w:val="404040"/>
-        </w:rPr>
-        <w:t>.</w:t>
+        <w:t>, a opção de ver o número de especialistas e o número de clínicas.</w:t>
       </w:r>
     </w:p>
     <w:p>
@@ -2405,14 +2344,7 @@
           <w:rFonts w:ascii="Segoe UI" w:hAnsi="Segoe UI" w:cs="Segoe UI"/>
           <w:color w:val="404040"/>
         </w:rPr>
-        <w:t>É exibida um GRAFICO d</w:t>
-      </w:r>
-      <w:r>
-        <w:rPr>
-          <w:rFonts w:ascii="Segoe UI" w:hAnsi="Segoe UI" w:cs="Segoe UI"/>
-          <w:color w:val="404040"/>
-        </w:rPr>
-        <w:t xml:space="preserve">o </w:t>
+        <w:t xml:space="preserve">É exibida um GRAFICO do </w:t>
       </w:r>
       <w:proofErr w:type="gramStart"/>
       <w:r>
@@ -2436,48 +2368,16 @@
           <w:rFonts w:ascii="Segoe UI" w:eastAsiaTheme="majorEastAsia" w:hAnsi="Segoe UI" w:cs="Segoe UI"/>
           <w:color w:val="404040"/>
         </w:rPr>
-        <w:t>consultas do</w:t>
-      </w:r>
+        <w:t xml:space="preserve">consultas dos </w:t>
+      </w:r>
+      <w:proofErr w:type="gramStart"/>
       <w:r>
         <w:rPr>
           <w:rStyle w:val="Forte"/>
           <w:rFonts w:ascii="Segoe UI" w:eastAsiaTheme="majorEastAsia" w:hAnsi="Segoe UI" w:cs="Segoe UI"/>
           <w:color w:val="404040"/>
         </w:rPr>
-        <w:t>s</w:t>
-      </w:r>
-      <w:r>
-        <w:rPr>
-          <w:rStyle w:val="Forte"/>
-          <w:rFonts w:ascii="Segoe UI" w:eastAsiaTheme="majorEastAsia" w:hAnsi="Segoe UI" w:cs="Segoe UI"/>
-          <w:color w:val="404040"/>
-        </w:rPr>
-        <w:t xml:space="preserve"> </w:t>
-      </w:r>
-      <w:proofErr w:type="gramStart"/>
-      <w:r>
-        <w:rPr>
-          <w:rStyle w:val="Forte"/>
-          <w:rFonts w:ascii="Segoe UI" w:eastAsiaTheme="majorEastAsia" w:hAnsi="Segoe UI" w:cs="Segoe UI"/>
-          <w:color w:val="404040"/>
-        </w:rPr>
-        <w:t>último</w:t>
-      </w:r>
-      <w:r>
-        <w:rPr>
-          <w:rStyle w:val="Forte"/>
-          <w:rFonts w:ascii="Segoe UI" w:eastAsiaTheme="majorEastAsia" w:hAnsi="Segoe UI" w:cs="Segoe UI"/>
-          <w:color w:val="404040"/>
-        </w:rPr>
-        <w:t>s 6</w:t>
-      </w:r>
-      <w:r>
-        <w:rPr>
-          <w:rStyle w:val="Forte"/>
-          <w:rFonts w:ascii="Segoe UI" w:eastAsiaTheme="majorEastAsia" w:hAnsi="Segoe UI" w:cs="Segoe UI"/>
-          <w:color w:val="404040"/>
-        </w:rPr>
-        <w:t xml:space="preserve"> mês</w:t>
+        <w:t>últimos 6 mês</w:t>
       </w:r>
       <w:proofErr w:type="gramEnd"/>
       <w:r>
@@ -2485,21 +2385,7 @@
           <w:rFonts w:ascii="Segoe UI" w:hAnsi="Segoe UI" w:cs="Segoe UI"/>
           <w:color w:val="404040"/>
         </w:rPr>
-        <w:t xml:space="preserve">, de todos os especialistas associados </w:t>
-      </w:r>
-      <w:r>
-        <w:rPr>
-          <w:rFonts w:ascii="Segoe UI" w:hAnsi="Segoe UI" w:cs="Segoe UI"/>
-          <w:color w:val="404040"/>
-        </w:rPr>
-        <w:t>ao sistema</w:t>
-      </w:r>
-      <w:r>
-        <w:rPr>
-          <w:rFonts w:ascii="Segoe UI" w:hAnsi="Segoe UI" w:cs="Segoe UI"/>
-          <w:color w:val="404040"/>
-        </w:rPr>
-        <w:t>.</w:t>
+        <w:t>, de todos os especialistas associados ao sistema.</w:t>
       </w:r>
     </w:p>
     <w:p>
@@ -2521,21 +2407,7 @@
           <w:rFonts w:ascii="Segoe UI" w:hAnsi="Segoe UI" w:cs="Segoe UI"/>
           <w:color w:val="404040"/>
         </w:rPr>
-        <w:t xml:space="preserve">É exibida um GRAFICO </w:t>
-      </w:r>
-      <w:r>
-        <w:rPr>
-          <w:rFonts w:ascii="Segoe UI" w:hAnsi="Segoe UI" w:cs="Segoe UI"/>
-          <w:color w:val="404040"/>
-        </w:rPr>
-        <w:t>do total em reais das</w:t>
-      </w:r>
-      <w:r>
-        <w:rPr>
-          <w:rFonts w:ascii="Segoe UI" w:hAnsi="Segoe UI" w:cs="Segoe UI"/>
-          <w:color w:val="404040"/>
-        </w:rPr>
-        <w:t> </w:t>
+        <w:t>É exibida um GRAFICO do total em reais das </w:t>
       </w:r>
       <w:r>
         <w:rPr>
@@ -2590,15 +2462,7 @@
           <w:rFonts w:ascii="Segoe UI" w:eastAsiaTheme="majorEastAsia" w:hAnsi="Segoe UI" w:cs="Segoe UI"/>
           <w:color w:val="404040"/>
         </w:rPr>
-        <w:t xml:space="preserve">consultas </w:t>
-      </w:r>
-      <w:r>
-        <w:rPr>
-          <w:rStyle w:val="Forte"/>
-          <w:rFonts w:ascii="Segoe UI" w:eastAsiaTheme="majorEastAsia" w:hAnsi="Segoe UI" w:cs="Segoe UI"/>
-          <w:color w:val="404040"/>
-        </w:rPr>
-        <w:t xml:space="preserve">canceladas nos </w:t>
+        <w:t xml:space="preserve">consultas canceladas nos </w:t>
       </w:r>
       <w:proofErr w:type="gramStart"/>
       <w:r>
@@ -2653,6 +2517,7 @@
           <w:rFonts w:ascii="Segoe UI" w:eastAsiaTheme="majorEastAsia" w:hAnsi="Segoe UI" w:cs="Segoe UI"/>
           <w:color w:val="404040"/>
         </w:rPr>
+        <w:lastRenderedPageBreak/>
         <w:t>Navegação pelo Menu:</w:t>
       </w:r>
     </w:p>
@@ -2751,14 +2616,7 @@
           <w:rFonts w:ascii="Segoe UI" w:hAnsi="Segoe UI" w:cs="Segoe UI"/>
           <w:color w:val="404040"/>
         </w:rPr>
-        <w:t> →</w:t>
-      </w:r>
-      <w:r>
-        <w:rPr>
-          <w:rFonts w:ascii="Segoe UI" w:hAnsi="Segoe UI" w:cs="Segoe UI"/>
-          <w:color w:val="404040"/>
-        </w:rPr>
-        <w:t xml:space="preserve"> </w:t>
+        <w:t xml:space="preserve"> → </w:t>
       </w:r>
       <w:r>
         <w:rPr>
@@ -2784,14 +2642,7 @@
           <w:rFonts w:ascii="Segoe UI" w:hAnsi="Segoe UI" w:cs="Segoe UI"/>
           <w:color w:val="404040"/>
         </w:rPr>
-        <w:t xml:space="preserve"> </w:t>
-      </w:r>
-      <w:r>
-        <w:rPr>
-          <w:rFonts w:ascii="Segoe UI" w:hAnsi="Segoe UI" w:cs="Segoe UI"/>
-          <w:color w:val="404040"/>
-        </w:rPr>
-        <w:t>:</w:t>
+        <w:t xml:space="preserve"> :</w:t>
       </w:r>
       <w:proofErr w:type="gramEnd"/>
       <w:r>
@@ -2836,7 +2687,6 @@
           <w:rFonts w:ascii="Segoe UI" w:eastAsiaTheme="majorEastAsia" w:hAnsi="Segoe UI" w:cs="Segoe UI"/>
           <w:color w:val="404040"/>
         </w:rPr>
-        <w:lastRenderedPageBreak/>
         <w:t>Pacientes</w:t>
       </w:r>
       <w:r>
@@ -3598,14 +3448,7 @@
           <w:rFonts w:ascii="Segoe UI" w:hAnsi="Segoe UI" w:cs="Segoe UI"/>
           <w:color w:val="404040"/>
         </w:rPr>
-        <w:t>MARCAR CONSULTA</w:t>
-      </w:r>
-      <w:r>
-        <w:rPr>
-          <w:rFonts w:ascii="Segoe UI" w:hAnsi="Segoe UI" w:cs="Segoe UI"/>
-          <w:color w:val="404040"/>
-        </w:rPr>
-        <w:t>.</w:t>
+        <w:t>MARCAR CONSULTA.</w:t>
       </w:r>
     </w:p>
     <w:p>
@@ -3769,14 +3612,14 @@
           <w:rFonts w:ascii="Segoe UI" w:eastAsiaTheme="majorEastAsia" w:hAnsi="Segoe UI" w:cs="Segoe UI"/>
           <w:color w:val="404040"/>
         </w:rPr>
-        <w:t>Administração</w:t>
-      </w:r>
-      <w:r>
-        <w:rPr>
-          <w:rFonts w:ascii="Segoe UI" w:hAnsi="Segoe UI" w:cs="Segoe UI"/>
-          <w:color w:val="404040"/>
-        </w:rPr>
-        <w:t xml:space="preserve"> → </w:t>
+        <w:t xml:space="preserve">Clínica </w:t>
+      </w:r>
+      <w:r>
+        <w:rPr>
+          <w:rFonts w:ascii="Segoe UI" w:hAnsi="Segoe UI" w:cs="Segoe UI"/>
+          <w:color w:val="404040"/>
+        </w:rPr>
+        <w:t xml:space="preserve">→ </w:t>
       </w:r>
       <w:r>
         <w:rPr>
@@ -3785,7 +3628,7 @@
           <w:bCs/>
           <w:color w:val="404040"/>
         </w:rPr>
-        <w:t>Clínicas</w:t>
+        <w:t>Reputação</w:t>
       </w:r>
       <w:r>
         <w:rPr>
@@ -3806,36 +3649,48 @@
           <w:rFonts w:ascii="Segoe UI" w:hAnsi="Segoe UI" w:cs="Segoe UI"/>
           <w:color w:val="404040"/>
         </w:rPr>
-        <w:t>38</w:t>
-      </w:r>
-      <w:r>
-        <w:rPr>
-          <w:rFonts w:ascii="Segoe UI" w:hAnsi="Segoe UI" w:cs="Segoe UI"/>
-          <w:color w:val="404040"/>
-        </w:rPr>
-        <w:t xml:space="preserve"> – </w:t>
-      </w:r>
-      <w:r>
-        <w:rPr>
-          <w:rFonts w:ascii="Segoe UI" w:hAnsi="Segoe UI" w:cs="Segoe UI"/>
-          <w:color w:val="404040"/>
-        </w:rPr>
-        <w:t xml:space="preserve">Mater </w:t>
-      </w:r>
-      <w:r>
-        <w:rPr>
-          <w:rFonts w:ascii="Segoe UI" w:hAnsi="Segoe UI" w:cs="Segoe UI"/>
-          <w:color w:val="404040"/>
-        </w:rPr>
-        <w:t>Clínica</w:t>
-      </w:r>
-      <w:r>
-        <w:rPr>
-          <w:rFonts w:ascii="Segoe UI" w:hAnsi="Segoe UI" w:cs="Segoe UI"/>
-          <w:color w:val="404040"/>
-        </w:rPr>
-        <w:t>s</w:t>
-      </w:r>
+        <w:t>49</w:t>
+      </w:r>
+      <w:r>
+        <w:rPr>
+          <w:rFonts w:ascii="Segoe UI" w:hAnsi="Segoe UI" w:cs="Segoe UI"/>
+          <w:color w:val="404040"/>
+        </w:rPr>
+        <w:t xml:space="preserve"> </w:t>
+      </w:r>
+      <w:r>
+        <w:rPr>
+          <w:rFonts w:ascii="Segoe UI" w:hAnsi="Segoe UI" w:cs="Segoe UI"/>
+          <w:color w:val="404040"/>
+        </w:rPr>
+        <w:t xml:space="preserve">– </w:t>
+      </w:r>
+      <w:r>
+        <w:rPr>
+          <w:rFonts w:ascii="Segoe UI" w:hAnsi="Segoe UI" w:cs="Segoe UI"/>
+          <w:color w:val="404040"/>
+        </w:rPr>
+        <w:t>Reputação da Clínica</w:t>
+      </w:r>
+      <w:r>
+        <w:rPr>
+          <w:rFonts w:ascii="Segoe UI" w:hAnsi="Segoe UI" w:cs="Segoe UI"/>
+          <w:color w:val="404040"/>
+        </w:rPr>
+        <w:t>.</w:t>
+      </w:r>
+    </w:p>
+    <w:p>
+      <w:pPr>
+        <w:pStyle w:val="ds-markdown-paragraph"/>
+        <w:shd w:val="clear" w:color="auto" w:fill="FFFFFF"/>
+        <w:spacing w:before="0" w:beforeAutospacing="0" w:after="0" w:afterAutospacing="0" w:line="429" w:lineRule="atLeast"/>
+        <w:ind w:left="2160"/>
+        <w:rPr>
+          <w:rFonts w:ascii="Segoe UI" w:hAnsi="Segoe UI" w:cs="Segoe UI"/>
+          <w:color w:val="404040"/>
+        </w:rPr>
+      </w:pPr>
     </w:p>
     <w:p>
       <w:pPr>
@@ -3857,6 +3712,7 @@
           <w:rFonts w:ascii="Segoe UI" w:eastAsiaTheme="majorEastAsia" w:hAnsi="Segoe UI" w:cs="Segoe UI"/>
           <w:color w:val="404040"/>
         </w:rPr>
+        <w:lastRenderedPageBreak/>
         <w:t>Administração</w:t>
       </w:r>
       <w:r>
@@ -3873,21 +3729,28 @@
           <w:bCs/>
           <w:color w:val="404040"/>
         </w:rPr>
-        <w:t>Especialistas</w:t>
-      </w:r>
-      <w:r>
-        <w:rPr>
-          <w:rFonts w:ascii="Segoe UI" w:hAnsi="Segoe UI" w:cs="Segoe UI"/>
-          <w:color w:val="404040"/>
-        </w:rPr>
-        <w:t>: O Sistema exibe o Caso de uso UC</w:t>
-      </w:r>
-      <w:r>
-        <w:rPr>
-          <w:rFonts w:ascii="Segoe UI" w:hAnsi="Segoe UI" w:cs="Segoe UI"/>
-          <w:color w:val="404040"/>
-        </w:rPr>
-        <w:t>39</w:t>
+        <w:t>Clínicas</w:t>
+      </w:r>
+      <w:r>
+        <w:rPr>
+          <w:rFonts w:ascii="Segoe UI" w:hAnsi="Segoe UI" w:cs="Segoe UI"/>
+          <w:color w:val="404040"/>
+        </w:rPr>
+        <w:t xml:space="preserve">: O Sistema exibe o Caso de uso </w:t>
+      </w:r>
+      <w:r>
+        <w:rPr>
+          <w:rFonts w:ascii="Segoe UI" w:hAnsi="Segoe UI" w:cs="Segoe UI"/>
+          <w:color w:val="404040"/>
+        </w:rPr>
+        <w:t>UC</w:t>
+      </w:r>
+      <w:r>
+        <w:rPr>
+          <w:rFonts w:ascii="Segoe UI" w:hAnsi="Segoe UI" w:cs="Segoe UI"/>
+          <w:color w:val="404040"/>
+        </w:rPr>
+        <w:t>38</w:t>
       </w:r>
       <w:r>
         <w:rPr>
@@ -3901,7 +3764,21 @@
           <w:rFonts w:ascii="Segoe UI" w:hAnsi="Segoe UI" w:cs="Segoe UI"/>
           <w:color w:val="404040"/>
         </w:rPr>
-        <w:t>Manter Especialistas</w:t>
+        <w:t xml:space="preserve">Mater </w:t>
+      </w:r>
+      <w:r>
+        <w:rPr>
+          <w:rFonts w:ascii="Segoe UI" w:hAnsi="Segoe UI" w:cs="Segoe UI"/>
+          <w:color w:val="404040"/>
+        </w:rPr>
+        <w:t>Clínica</w:t>
+      </w:r>
+      <w:r>
+        <w:rPr>
+          <w:rFonts w:ascii="Segoe UI" w:hAnsi="Segoe UI" w:cs="Segoe UI"/>
+          <w:color w:val="404040"/>
+        </w:rPr>
+        <w:t>s</w:t>
       </w:r>
     </w:p>
     <w:p>
@@ -3920,18 +3797,11 @@
       </w:pPr>
       <w:r>
         <w:rPr>
-          <w:rFonts w:ascii="Segoe UI" w:hAnsi="Segoe UI" w:cs="Segoe UI"/>
-          <w:color w:val="404040"/>
-        </w:rPr>
-        <w:t xml:space="preserve"> </w:t>
-      </w:r>
-      <w:r>
-        <w:rPr>
           <w:rStyle w:val="Forte"/>
           <w:rFonts w:ascii="Segoe UI" w:eastAsiaTheme="majorEastAsia" w:hAnsi="Segoe UI" w:cs="Segoe UI"/>
           <w:color w:val="404040"/>
         </w:rPr>
-        <w:t>Configuração</w:t>
+        <w:t>Administração</w:t>
       </w:r>
       <w:r>
         <w:rPr>
@@ -3947,7 +3817,7 @@
           <w:bCs/>
           <w:color w:val="404040"/>
         </w:rPr>
-        <w:t>Especialidades</w:t>
+        <w:t>Especialistas</w:t>
       </w:r>
       <w:r>
         <w:rPr>
@@ -3961,14 +3831,7 @@
           <w:rFonts w:ascii="Segoe UI" w:hAnsi="Segoe UI" w:cs="Segoe UI"/>
           <w:color w:val="404040"/>
         </w:rPr>
-        <w:t>4</w:t>
-      </w:r>
-      <w:r>
-        <w:rPr>
-          <w:rFonts w:ascii="Segoe UI" w:hAnsi="Segoe UI" w:cs="Segoe UI"/>
-          <w:color w:val="404040"/>
-        </w:rPr>
-        <w:t>0</w:t>
+        <w:t>39</w:t>
       </w:r>
       <w:r>
         <w:rPr>
@@ -3982,14 +3845,7 @@
           <w:rFonts w:ascii="Segoe UI" w:hAnsi="Segoe UI" w:cs="Segoe UI"/>
           <w:color w:val="404040"/>
         </w:rPr>
-        <w:t xml:space="preserve">Manter </w:t>
-      </w:r>
-      <w:r>
-        <w:rPr>
-          <w:rFonts w:ascii="Segoe UI" w:hAnsi="Segoe UI" w:cs="Segoe UI"/>
-          <w:color w:val="404040"/>
-        </w:rPr>
-        <w:t xml:space="preserve">Especialidades </w:t>
+        <w:t>Manter Especialistas</w:t>
       </w:r>
     </w:p>
     <w:p>
@@ -4008,6 +3864,13 @@
       </w:pPr>
       <w:r>
         <w:rPr>
+          <w:rFonts w:ascii="Segoe UI" w:hAnsi="Segoe UI" w:cs="Segoe UI"/>
+          <w:color w:val="404040"/>
+        </w:rPr>
+        <w:t xml:space="preserve"> </w:t>
+      </w:r>
+      <w:r>
+        <w:rPr>
           <w:rStyle w:val="Forte"/>
           <w:rFonts w:ascii="Segoe UI" w:eastAsiaTheme="majorEastAsia" w:hAnsi="Segoe UI" w:cs="Segoe UI"/>
           <w:color w:val="404040"/>
@@ -4028,7 +3891,7 @@
           <w:bCs/>
           <w:color w:val="404040"/>
         </w:rPr>
-        <w:t>Tipo de Exames</w:t>
+        <w:t>Especialidades</w:t>
       </w:r>
       <w:r>
         <w:rPr>
@@ -4042,7 +3905,14 @@
           <w:rFonts w:ascii="Segoe UI" w:hAnsi="Segoe UI" w:cs="Segoe UI"/>
           <w:color w:val="404040"/>
         </w:rPr>
-        <w:t>41</w:t>
+        <w:t>4</w:t>
+      </w:r>
+      <w:r>
+        <w:rPr>
+          <w:rFonts w:ascii="Segoe UI" w:hAnsi="Segoe UI" w:cs="Segoe UI"/>
+          <w:color w:val="404040"/>
+        </w:rPr>
+        <w:t>0</w:t>
       </w:r>
       <w:r>
         <w:rPr>
@@ -4056,7 +3926,14 @@
           <w:rFonts w:ascii="Segoe UI" w:hAnsi="Segoe UI" w:cs="Segoe UI"/>
           <w:color w:val="404040"/>
         </w:rPr>
-        <w:t>Tipo de Exames</w:t>
+        <w:t xml:space="preserve">Manter </w:t>
+      </w:r>
+      <w:r>
+        <w:rPr>
+          <w:rFonts w:ascii="Segoe UI" w:hAnsi="Segoe UI" w:cs="Segoe UI"/>
+          <w:color w:val="404040"/>
+        </w:rPr>
+        <w:t xml:space="preserve">Especialidades </w:t>
       </w:r>
     </w:p>
     <w:p>
@@ -4079,7 +3956,6 @@
           <w:rFonts w:ascii="Segoe UI" w:eastAsiaTheme="majorEastAsia" w:hAnsi="Segoe UI" w:cs="Segoe UI"/>
           <w:color w:val="404040"/>
         </w:rPr>
-        <w:lastRenderedPageBreak/>
         <w:t>Configuração</w:t>
       </w:r>
       <w:r>
@@ -4096,7 +3972,7 @@
           <w:bCs/>
           <w:color w:val="404040"/>
         </w:rPr>
-        <w:t>Tipo de Medicamentos</w:t>
+        <w:t>Tipo de Exames</w:t>
       </w:r>
       <w:r>
         <w:rPr>
@@ -4110,14 +3986,7 @@
           <w:rFonts w:ascii="Segoe UI" w:hAnsi="Segoe UI" w:cs="Segoe UI"/>
           <w:color w:val="404040"/>
         </w:rPr>
-        <w:t>4</w:t>
-      </w:r>
-      <w:r>
-        <w:rPr>
-          <w:rFonts w:ascii="Segoe UI" w:hAnsi="Segoe UI" w:cs="Segoe UI"/>
-          <w:color w:val="404040"/>
-        </w:rPr>
-        <w:t>2</w:t>
+        <w:t>41</w:t>
       </w:r>
       <w:r>
         <w:rPr>
@@ -4131,7 +4000,7 @@
           <w:rFonts w:ascii="Segoe UI" w:hAnsi="Segoe UI" w:cs="Segoe UI"/>
           <w:color w:val="404040"/>
         </w:rPr>
-        <w:t>Tipo de Medicamentos</w:t>
+        <w:t>Tipo de Exames</w:t>
       </w:r>
     </w:p>
     <w:p>
@@ -4170,7 +4039,7 @@
           <w:bCs/>
           <w:color w:val="404040"/>
         </w:rPr>
-        <w:t>Medicamentos</w:t>
+        <w:t>Tipo de Medicamentos</w:t>
       </w:r>
       <w:r>
         <w:rPr>
@@ -4191,7 +4060,7 @@
           <w:rFonts w:ascii="Segoe UI" w:hAnsi="Segoe UI" w:cs="Segoe UI"/>
           <w:color w:val="404040"/>
         </w:rPr>
-        <w:t>3</w:t>
+        <w:t>2</w:t>
       </w:r>
       <w:r>
         <w:rPr>
@@ -4205,14 +4074,7 @@
           <w:rFonts w:ascii="Segoe UI" w:hAnsi="Segoe UI" w:cs="Segoe UI"/>
           <w:color w:val="404040"/>
         </w:rPr>
-        <w:t xml:space="preserve">Manter </w:t>
-      </w:r>
-      <w:r>
-        <w:rPr>
-          <w:rFonts w:ascii="Segoe UI" w:hAnsi="Segoe UI" w:cs="Segoe UI"/>
-          <w:color w:val="404040"/>
-        </w:rPr>
-        <w:t>Medicamentos</w:t>
+        <w:t>Tipo de Medicamentos</w:t>
       </w:r>
     </w:p>
     <w:p>
@@ -4251,7 +4113,7 @@
           <w:bCs/>
           <w:color w:val="404040"/>
         </w:rPr>
-        <w:t>Exames</w:t>
+        <w:t>Medicamentos</w:t>
       </w:r>
       <w:r>
         <w:rPr>
@@ -4265,7 +4127,14 @@
           <w:rFonts w:ascii="Segoe UI" w:hAnsi="Segoe UI" w:cs="Segoe UI"/>
           <w:color w:val="404040"/>
         </w:rPr>
-        <w:t>44</w:t>
+        <w:t>4</w:t>
+      </w:r>
+      <w:r>
+        <w:rPr>
+          <w:rFonts w:ascii="Segoe UI" w:hAnsi="Segoe UI" w:cs="Segoe UI"/>
+          <w:color w:val="404040"/>
+        </w:rPr>
+        <w:t>3</w:t>
       </w:r>
       <w:r>
         <w:rPr>
@@ -4286,7 +4155,7 @@
           <w:rFonts w:ascii="Segoe UI" w:hAnsi="Segoe UI" w:cs="Segoe UI"/>
           <w:color w:val="404040"/>
         </w:rPr>
-        <w:t>Exames</w:t>
+        <w:t>Medicamentos</w:t>
       </w:r>
     </w:p>
     <w:p>
@@ -4325,7 +4194,7 @@
           <w:bCs/>
           <w:color w:val="404040"/>
         </w:rPr>
-        <w:t>Layout</w:t>
+        <w:t>Exames</w:t>
       </w:r>
       <w:r>
         <w:rPr>
@@ -4339,14 +4208,7 @@
           <w:rFonts w:ascii="Segoe UI" w:hAnsi="Segoe UI" w:cs="Segoe UI"/>
           <w:color w:val="404040"/>
         </w:rPr>
-        <w:t>4</w:t>
-      </w:r>
-      <w:r>
-        <w:rPr>
-          <w:rFonts w:ascii="Segoe UI" w:hAnsi="Segoe UI" w:cs="Segoe UI"/>
-          <w:color w:val="404040"/>
-        </w:rPr>
-        <w:t>5</w:t>
+        <w:t>44</w:t>
       </w:r>
       <w:r>
         <w:rPr>
@@ -4367,7 +4229,7 @@
           <w:rFonts w:ascii="Segoe UI" w:hAnsi="Segoe UI" w:cs="Segoe UI"/>
           <w:color w:val="404040"/>
         </w:rPr>
-        <w:t>Layout</w:t>
+        <w:t>Exames</w:t>
       </w:r>
     </w:p>
     <w:p>
@@ -4390,31 +4252,30 @@
           <w:rFonts w:ascii="Segoe UI" w:eastAsiaTheme="majorEastAsia" w:hAnsi="Segoe UI" w:cs="Segoe UI"/>
           <w:color w:val="404040"/>
         </w:rPr>
-        <w:t xml:space="preserve">Relatório de </w:t>
-      </w:r>
-      <w:proofErr w:type="gramStart"/>
-      <w:r>
-        <w:rPr>
-          <w:rStyle w:val="Forte"/>
-          <w:rFonts w:ascii="Segoe UI" w:eastAsiaTheme="majorEastAsia" w:hAnsi="Segoe UI" w:cs="Segoe UI"/>
-          <w:color w:val="404040"/>
-        </w:rPr>
-        <w:t>Caixa</w:t>
-      </w:r>
-      <w:r>
-        <w:rPr>
-          <w:rFonts w:ascii="Segoe UI" w:hAnsi="Segoe UI" w:cs="Segoe UI"/>
-          <w:color w:val="404040"/>
-        </w:rPr>
-        <w:t> :</w:t>
-      </w:r>
-      <w:proofErr w:type="gramEnd"/>
-      <w:r>
-        <w:rPr>
-          <w:rFonts w:ascii="Segoe UI" w:hAnsi="Segoe UI" w:cs="Segoe UI"/>
-          <w:color w:val="404040"/>
-        </w:rPr>
-        <w:t xml:space="preserve"> O Sistema exibe o Caso de uso UC</w:t>
+        <w:t>Configuração</w:t>
+      </w:r>
+      <w:r>
+        <w:rPr>
+          <w:rFonts w:ascii="Segoe UI" w:hAnsi="Segoe UI" w:cs="Segoe UI"/>
+          <w:color w:val="404040"/>
+        </w:rPr>
+        <w:t xml:space="preserve"> → </w:t>
+      </w:r>
+      <w:r>
+        <w:rPr>
+          <w:rFonts w:ascii="Segoe UI" w:hAnsi="Segoe UI" w:cs="Segoe UI"/>
+          <w:b/>
+          <w:bCs/>
+          <w:color w:val="404040"/>
+        </w:rPr>
+        <w:t>Layout</w:t>
+      </w:r>
+      <w:r>
+        <w:rPr>
+          <w:rFonts w:ascii="Segoe UI" w:hAnsi="Segoe UI" w:cs="Segoe UI"/>
+          <w:color w:val="404040"/>
+        </w:rPr>
+        <w:t>: O Sistema exibe o Caso de uso UC</w:t>
       </w:r>
       <w:r>
         <w:rPr>
@@ -4428,7 +4289,7 @@
           <w:rFonts w:ascii="Segoe UI" w:hAnsi="Segoe UI" w:cs="Segoe UI"/>
           <w:color w:val="404040"/>
         </w:rPr>
-        <w:t>6</w:t>
+        <w:t>5</w:t>
       </w:r>
       <w:r>
         <w:rPr>
@@ -4442,7 +4303,14 @@
           <w:rFonts w:ascii="Segoe UI" w:hAnsi="Segoe UI" w:cs="Segoe UI"/>
           <w:color w:val="404040"/>
         </w:rPr>
-        <w:t>Relatório de Caixa</w:t>
+        <w:t xml:space="preserve">Manter </w:t>
+      </w:r>
+      <w:r>
+        <w:rPr>
+          <w:rFonts w:ascii="Segoe UI" w:hAnsi="Segoe UI" w:cs="Segoe UI"/>
+          <w:color w:val="404040"/>
+        </w:rPr>
+        <w:t>Layout</w:t>
       </w:r>
     </w:p>
     <w:p>
@@ -4465,7 +4333,7 @@
           <w:rFonts w:ascii="Segoe UI" w:eastAsiaTheme="majorEastAsia" w:hAnsi="Segoe UI" w:cs="Segoe UI"/>
           <w:color w:val="404040"/>
         </w:rPr>
-        <w:t xml:space="preserve">Gerar </w:t>
+        <w:t xml:space="preserve">Relatório de </w:t>
       </w:r>
       <w:proofErr w:type="gramStart"/>
       <w:r>
@@ -4474,6 +4342,74 @@
           <w:rFonts w:ascii="Segoe UI" w:eastAsiaTheme="majorEastAsia" w:hAnsi="Segoe UI" w:cs="Segoe UI"/>
           <w:color w:val="404040"/>
         </w:rPr>
+        <w:t>Caixa</w:t>
+      </w:r>
+      <w:r>
+        <w:rPr>
+          <w:rFonts w:ascii="Segoe UI" w:hAnsi="Segoe UI" w:cs="Segoe UI"/>
+          <w:color w:val="404040"/>
+        </w:rPr>
+        <w:t> :</w:t>
+      </w:r>
+      <w:proofErr w:type="gramEnd"/>
+      <w:r>
+        <w:rPr>
+          <w:rFonts w:ascii="Segoe UI" w:hAnsi="Segoe UI" w:cs="Segoe UI"/>
+          <w:color w:val="404040"/>
+        </w:rPr>
+        <w:t xml:space="preserve"> O Sistema exibe o Caso de uso UC</w:t>
+      </w:r>
+      <w:r>
+        <w:rPr>
+          <w:rFonts w:ascii="Segoe UI" w:hAnsi="Segoe UI" w:cs="Segoe UI"/>
+          <w:color w:val="404040"/>
+        </w:rPr>
+        <w:t>46</w:t>
+      </w:r>
+      <w:r>
+        <w:rPr>
+          <w:rFonts w:ascii="Segoe UI" w:hAnsi="Segoe UI" w:cs="Segoe UI"/>
+          <w:color w:val="404040"/>
+        </w:rPr>
+        <w:t xml:space="preserve"> – </w:t>
+      </w:r>
+      <w:r>
+        <w:rPr>
+          <w:rFonts w:ascii="Segoe UI" w:hAnsi="Segoe UI" w:cs="Segoe UI"/>
+          <w:color w:val="404040"/>
+        </w:rPr>
+        <w:t>Relatório de Caixa</w:t>
+      </w:r>
+    </w:p>
+    <w:p>
+      <w:pPr>
+        <w:pStyle w:val="ds-markdown-paragraph"/>
+        <w:numPr>
+          <w:ilvl w:val="2"/>
+          <w:numId w:val="126"/>
+        </w:numPr>
+        <w:shd w:val="clear" w:color="auto" w:fill="FFFFFF"/>
+        <w:spacing w:before="0" w:beforeAutospacing="0" w:after="0" w:afterAutospacing="0" w:line="429" w:lineRule="atLeast"/>
+        <w:rPr>
+          <w:rFonts w:ascii="Segoe UI" w:hAnsi="Segoe UI" w:cs="Segoe UI"/>
+          <w:color w:val="404040"/>
+        </w:rPr>
+      </w:pPr>
+      <w:r>
+        <w:rPr>
+          <w:rStyle w:val="Forte"/>
+          <w:rFonts w:ascii="Segoe UI" w:eastAsiaTheme="majorEastAsia" w:hAnsi="Segoe UI" w:cs="Segoe UI"/>
+          <w:color w:val="404040"/>
+        </w:rPr>
+        <w:t xml:space="preserve">Gerar </w:t>
+      </w:r>
+      <w:proofErr w:type="gramStart"/>
+      <w:r>
+        <w:rPr>
+          <w:rStyle w:val="Forte"/>
+          <w:rFonts w:ascii="Segoe UI" w:eastAsiaTheme="majorEastAsia" w:hAnsi="Segoe UI" w:cs="Segoe UI"/>
+          <w:color w:val="404040"/>
+        </w:rPr>
         <w:t>Recebimentos</w:t>
       </w:r>
       <w:r>
@@ -4496,14 +4432,7 @@
           <w:rFonts w:ascii="Segoe UI" w:hAnsi="Segoe UI" w:cs="Segoe UI"/>
           <w:color w:val="404040"/>
         </w:rPr>
-        <w:t>4</w:t>
-      </w:r>
-      <w:r>
-        <w:rPr>
-          <w:rFonts w:ascii="Segoe UI" w:hAnsi="Segoe UI" w:cs="Segoe UI"/>
-          <w:color w:val="404040"/>
-        </w:rPr>
-        <w:t>7</w:t>
+        <w:t>47</w:t>
       </w:r>
       <w:r>
         <w:rPr>
@@ -4535,7 +4464,7 @@
           <w:szCs w:val="34"/>
         </w:rPr>
       </w:pPr>
-      <w:bookmarkStart w:id="5" w:name="_Toc201324616"/>
+      <w:bookmarkStart w:id="5" w:name="_Toc204852776"/>
       <w:r>
         <w:rPr>
           <w:rStyle w:val="Forte"/>
@@ -4641,7 +4570,7 @@
           <w:szCs w:val="34"/>
         </w:rPr>
       </w:pPr>
-      <w:bookmarkStart w:id="6" w:name="_Toc201324618"/>
+      <w:bookmarkStart w:id="6" w:name="_Toc204852777"/>
       <w:r>
         <w:rPr>
           <w:rStyle w:val="Forte"/>
@@ -4652,7 +4581,19 @@
           <w:sz w:val="34"/>
           <w:szCs w:val="34"/>
         </w:rPr>
-        <w:t>7. Regras de Negócio</w:t>
+        <w:t>6</w:t>
+      </w:r>
+      <w:r>
+        <w:rPr>
+          <w:rStyle w:val="Forte"/>
+          <w:rFonts w:ascii="Segoe UI" w:hAnsi="Segoe UI" w:cs="Segoe UI"/>
+          <w:b w:val="0"/>
+          <w:bCs w:val="0"/>
+          <w:color w:val="404040"/>
+          <w:sz w:val="34"/>
+          <w:szCs w:val="34"/>
+        </w:rPr>
+        <w:t>. Regras de Negócio</w:t>
       </w:r>
       <w:bookmarkEnd w:id="6"/>
     </w:p>
@@ -4865,6 +4806,7 @@
                 <w:sz w:val="23"/>
                 <w:szCs w:val="23"/>
               </w:rPr>
+              <w:lastRenderedPageBreak/>
               <w:t>RN2</w:t>
             </w:r>
           </w:p>
